--- a/txt/实验报告模板 _lab2.docx
+++ b/txt/实验报告模板 _lab2.docx
@@ -2134,6 +2134,8 @@
           <w:bCs/>
         </w:rPr>
       </w:pPr>
+      <w:bookmarkStart w:id="1" w:name="_GoBack"/>
+      <w:bookmarkEnd w:id="1"/>
     </w:p>
     <w:p>
       <w:pPr>
@@ -2492,8 +2494,6 @@
         <w:suppressLineNumbers w:val="0"/>
         <w:jc w:val="left"/>
       </w:pPr>
-      <w:bookmarkStart w:id="1" w:name="_GoBack"/>
-      <w:bookmarkEnd w:id="1"/>
       <w:r>
         <w:rPr>
           <w:rStyle w:val="11"/>
@@ -2589,6 +2589,107 @@
           <w:rFonts w:hint="eastAsia" w:ascii="宋体" w:hAnsi="宋体"/>
         </w:rPr>
       </w:pPr>
+      <w:r>
+        <w:rPr>
+          <w:rFonts w:hint="eastAsia" w:ascii="宋体" w:hAnsi="宋体"/>
+          <w:b/>
+          <w:bCs/>
+          <w:lang w:val="en-US" w:eastAsia="zh-CN"/>
+        </w:rPr>
+        <w:t>1.</w:t>
+      </w:r>
+      <w:r>
+        <w:rPr>
+          <w:rFonts w:hint="eastAsia" w:ascii="宋体" w:hAnsi="宋体"/>
+          <w:b/>
+          <w:bCs/>
+        </w:rPr>
+        <w:t>层次化设计至关重要</w:t>
+      </w:r>
+      <w:r>
+        <w:rPr>
+          <w:rFonts w:hint="eastAsia" w:ascii="宋体" w:hAnsi="宋体"/>
+        </w:rPr>
+        <w:t>：亲手用门电路搭建触发器，让我理解了高层模块的内部机理，学会了自底向上的设计方法。</w:t>
+      </w:r>
+    </w:p>
+    <w:p>
+      <w:pPr>
+        <w:pStyle w:val="21"/>
+        <w:spacing w:line="264" w:lineRule="auto"/>
+        <w:ind w:firstLine="0"/>
+        <w:jc w:val="both"/>
+        <w:textAlignment w:val="baseline"/>
+        <w:rPr>
+          <w:rFonts w:hint="eastAsia" w:ascii="宋体" w:hAnsi="宋体"/>
+        </w:rPr>
+      </w:pPr>
+      <w:r>
+        <w:rPr>
+          <w:rFonts w:hint="eastAsia" w:ascii="宋体" w:hAnsi="宋体"/>
+          <w:b/>
+          <w:bCs/>
+        </w:rPr>
+        <w:t>2.时序同步是系统稳定的基石</w:t>
+      </w:r>
+      <w:r>
+        <w:rPr>
+          <w:rFonts w:hint="eastAsia" w:ascii="宋体" w:hAnsi="宋体"/>
+        </w:rPr>
+        <w:t>：所有功能异常几乎都源于时钟与信号的配合不当，深刻体会到“同步设计”的重要性。</w:t>
+      </w:r>
+    </w:p>
+    <w:p>
+      <w:pPr>
+        <w:pStyle w:val="21"/>
+        <w:spacing w:line="264" w:lineRule="auto"/>
+        <w:ind w:firstLine="0"/>
+        <w:jc w:val="both"/>
+        <w:textAlignment w:val="baseline"/>
+        <w:rPr>
+          <w:rFonts w:hint="eastAsia" w:ascii="宋体" w:hAnsi="宋体"/>
+        </w:rPr>
+      </w:pPr>
+      <w:r>
+        <w:rPr>
+          <w:rFonts w:hint="eastAsia" w:ascii="宋体" w:hAnsi="宋体"/>
+          <w:b/>
+          <w:bCs/>
+        </w:rPr>
+        <w:t>3.理论需与实践结合</w:t>
+      </w:r>
+      <w:r>
+        <w:rPr>
+          <w:rFonts w:hint="eastAsia" w:ascii="宋体" w:hAnsi="宋体"/>
+        </w:rPr>
+        <w:t>：书本上的特性方程只有通过仿真调试和波形观察，才能真正转化为解决实际硬件问题的能力。</w:t>
+      </w:r>
+    </w:p>
+    <w:p>
+      <w:pPr>
+        <w:pStyle w:val="21"/>
+        <w:spacing w:line="264" w:lineRule="auto"/>
+        <w:ind w:firstLine="0"/>
+        <w:jc w:val="both"/>
+        <w:textAlignment w:val="baseline"/>
+        <w:rPr>
+          <w:rFonts w:hint="eastAsia" w:ascii="宋体" w:hAnsi="宋体"/>
+        </w:rPr>
+      </w:pPr>
+      <w:r>
+        <w:rPr>
+          <w:rFonts w:hint="eastAsia" w:ascii="宋体" w:hAnsi="宋体"/>
+          <w:b/>
+          <w:bCs/>
+        </w:rPr>
+        <w:t>4.应用驱动学习兴趣</w:t>
+      </w:r>
+      <w:r>
+        <w:rPr>
+          <w:rFonts w:hint="eastAsia" w:ascii="宋体" w:hAnsi="宋体"/>
+        </w:rPr>
+        <w:t>：将抽象的触发器应用于走马灯和点阵屏动画，让枯燥的逻辑变得生动，增强了对硬件设计的成就感。</w:t>
+      </w:r>
     </w:p>
     <w:p>
       <w:pPr>

--- a/txt/实验报告模板 _lab2.docx
+++ b/txt/实验报告模板 _lab2.docx
@@ -807,8 +807,29 @@
           <w:szCs w:val="28"/>
           <w:u w:val="single"/>
         </w:rPr>
-        <w:t xml:space="preserve">                            </w:t>
-      </w:r>
+        <w:t xml:space="preserve">         </w:t>
+      </w:r>
+      <w:r>
+        <w:rPr>
+          <w:rFonts w:hint="eastAsia"/>
+          <w:sz w:val="28"/>
+          <w:szCs w:val="28"/>
+          <w:u w:val="single"/>
+          <w:lang w:val="en-US" w:eastAsia="zh-CN"/>
+        </w:rPr>
+        <w:t>2026/5/25</w:t>
+      </w:r>
+      <w:r>
+        <w:rPr>
+          <w:rFonts w:hint="eastAsia"/>
+          <w:sz w:val="28"/>
+          <w:szCs w:val="28"/>
+          <w:u w:val="single"/>
+        </w:rPr>
+        <w:t xml:space="preserve">           </w:t>
+      </w:r>
+      <w:bookmarkStart w:id="1" w:name="_GoBack"/>
+      <w:bookmarkEnd w:id="1"/>
     </w:p>
     <w:p>
       <w:pPr>
@@ -1099,6 +1120,7 @@
     <w:p>
       <w:pPr>
         <w:numPr>
+          <w:ilvl w:val="0"/>
           <w:numId w:val="0"/>
         </w:numPr>
         <w:spacing w:line="264" w:lineRule="auto"/>
@@ -2134,8 +2156,6 @@
           <w:bCs/>
         </w:rPr>
       </w:pPr>
-      <w:bookmarkStart w:id="1" w:name="_GoBack"/>
-      <w:bookmarkEnd w:id="1"/>
     </w:p>
     <w:p>
       <w:pPr>
